--- a/public/templates/factures/Facture_pack_office.docx
+++ b/public/templates/factures/Facture_pack_office.docx
@@ -1419,7 +1419,7 @@
                 <wp:positionV relativeFrom="paragraph">
                   <wp:posOffset>233817</wp:posOffset>
                 </wp:positionV>
-                <wp:extent cx="6696075" cy="702945"/>
+                <wp:extent cx="6696075" cy="769336"/>
                 <wp:effectExtent b="0" l="0" r="0" t="0"/>
                 <wp:wrapTopAndBottom distB="0" distT="0"/>
                 <wp:docPr id="1" name=""/>
@@ -1430,9 +1430,9 @@
                       <wpg:grpSpPr>
                         <a:xfrm>
                           <a:off x="1997950" y="3428525"/>
-                          <a:ext cx="6696075" cy="702945"/>
+                          <a:ext cx="6696075" cy="769336"/>
                           <a:chOff x="1997950" y="3428525"/>
-                          <a:chExt cx="6696100" cy="702950"/>
+                          <a:chExt cx="6696100" cy="724650"/>
                         </a:xfrm>
                       </wpg:grpSpPr>
                       <wpg:grpSp>
@@ -1816,7 +1816,33 @@
                                       <w:sz w:val="19"/>
                                       <w:vertAlign w:val="baseline"/>
                                     </w:rPr>
-                                    <w:t xml:space="preserve">Pack Office 2025 Pour Pc - Livraison 2h Max - Facture Fournie</w:t>
+                                    <w:t xml:space="preserve">Pack Office </w:t>
+                                  </w:r>
+                                  <w:r>
+                                    <w:rPr>
+                                      <w:rFonts w:ascii="Helvetica Neue" w:cs="Helvetica Neue" w:eastAsia="Helvetica Neue" w:hAnsi="Helvetica Neue"/>
+                                      <w:b w:val="0"/>
+                                      <w:i w:val="0"/>
+                                      <w:smallCaps w:val="0"/>
+                                      <w:strike w:val="0"/>
+                                      <w:color w:val="000000"/>
+                                      <w:sz w:val="19"/>
+                                      <w:vertAlign w:val="baseline"/>
+                                    </w:rPr>
+                                    <w:t xml:space="preserve">{{année de formtion}} </w:t>
+                                  </w:r>
+                                  <w:r>
+                                    <w:rPr>
+                                      <w:rFonts w:ascii="Helvetica Neue" w:cs="Helvetica Neue" w:eastAsia="Helvetica Neue" w:hAnsi="Helvetica Neue"/>
+                                      <w:b w:val="0"/>
+                                      <w:i w:val="0"/>
+                                      <w:smallCaps w:val="0"/>
+                                      <w:strike w:val="0"/>
+                                      <w:color w:val="000000"/>
+                                      <w:sz w:val="19"/>
+                                      <w:vertAlign w:val="baseline"/>
+                                    </w:rPr>
+                                    <w:t xml:space="preserve">Pour Pc - Livraison 2h Max - Facture Fournie</w:t>
                                   </w:r>
                                 </w:p>
                               </w:txbxContent>
@@ -1933,7 +1959,7 @@
                 <wp:positionV relativeFrom="paragraph">
                   <wp:posOffset>233817</wp:posOffset>
                 </wp:positionV>
-                <wp:extent cx="6696075" cy="702945"/>
+                <wp:extent cx="6696075" cy="769336"/>
                 <wp:effectExtent b="0" l="0" r="0" t="0"/>
                 <wp:wrapTopAndBottom distB="0" distT="0"/>
                 <wp:docPr id="1" name="image1.png"/>
@@ -1954,7 +1980,7 @@
                       <pic:spPr>
                         <a:xfrm>
                           <a:off x="0" y="0"/>
-                          <a:ext cx="6696075" cy="702945"/>
+                          <a:ext cx="6696075" cy="769336"/>
                         </a:xfrm>
                         <a:prstGeom prst="rect"/>
                         <a:ln/>
@@ -2759,7 +2785,7 @@
         <w:rPr>
           <w:rtl w:val="0"/>
         </w:rPr>
-        <w:t xml:space="preserve">© 2025 - DA-LICENCES</w:t>
+        <w:t xml:space="preserve">© {{année de formtion}} - DA-LICENCES</w:t>
       </w:r>
     </w:p>
     <w:p>
